--- a/PhysLab_gylymi_zhoba.docx
+++ b/PhysLab_gylymi_zhoba.docx
@@ -8786,7 +8786,7 @@
           <w:color w:val="111111"/>
           <w:sz w:val="24"/>
         </w:rPr>
-        <w:t>1.  Қазақстан Республикасы. Жалпы орта білім берудің мемлекеттік жалпыға міндетті стандарты.</w:t>
+        <w:t>1.  Қазақстан Республикасының жалпы орта білім беру стандарты.</w:t>
       </w:r>
     </w:p>
     <w:p>
@@ -8802,7 +8802,7 @@
           <w:color w:val="111111"/>
           <w:sz w:val="24"/>
         </w:rPr>
-        <w:t>2.  Қазақстан Республикасы Оқу-ағарту министрлігі. Физика пәнінің оқу бағдарламасы.</w:t>
+        <w:t>2.  ҚР Оқу-ағарту министрлігі. Физика пәнінің оқу бағдарламасы.</w:t>
       </w:r>
     </w:p>
     <w:p>
@@ -8834,7 +8834,7 @@
           <w:color w:val="111111"/>
           <w:sz w:val="24"/>
         </w:rPr>
-        <w:t>4.  Оқу тапсырмалары мен физикалық терминдерді пән мұғалімімен сараптау материалдары.</w:t>
+        <w:t>4.  Физика терминдері мен тапсырмаларын сараптау материалдары.</w:t>
       </w:r>
     </w:p>
     <w:p>
@@ -8980,7 +8980,7 @@
           <w:color w:val="111111"/>
           <w:sz w:val="24"/>
         </w:rPr>
-        <w:t>1.  PhysLab жобасының бастапқы коды: Flutter, Dart және Firebase негізіндегі жергілікті репозиторий.</w:t>
+        <w:t>1.  PhysLab бастапқы коды. Жергілікті Flutter репозиторийі.</w:t>
       </w:r>
     </w:p>
     <w:p>
@@ -8996,7 +8996,7 @@
           <w:color w:val="111111"/>
           <w:sz w:val="24"/>
         </w:rPr>
-        <w:t>2.  physics_data.dart, physics_data_extra.dart және physics_quiz_data.dart файлдарындағы оқу материалы.</w:t>
+        <w:t>2.  PhysLab оқу материалы мен тест сұрақтарының кодтағы жинағы.</w:t>
       </w:r>
     </w:p>
     <w:p>
@@ -9012,7 +9012,7 @@
           <w:color w:val="111111"/>
           <w:sz w:val="24"/>
         </w:rPr>
-        <w:t>3.  2026 жылғы 3 қазандағы flutter analyze және flutter test тексерулерінің нәтижелері.</w:t>
+        <w:t>3.  2026 жылғы 3 қазандағы Flutter тексерулерінің нәтижелері.</w:t>
       </w:r>
     </w:p>
     <w:sectPr>
